--- a/CÔNG TY TNHH PHÁT TRIỂN THƯƠNG MẠI QUỐC TẾ LÊ GIA/LeGia_ChuyenDoiLoaiDN_TangVon/GPT/05_Giay_uy_quyen_da_cap_nhat.docx
+++ b/CÔNG TY TNHH PHÁT TRIỂN THƯƠNG MẠI QUỐC TẾ LÊ GIA/LeGia_ChuyenDoiLoaiDN_TangVon/GPT/05_Giay_uy_quyen_da_cap_nhat.docx
@@ -1,6 +1,6 @@
 
 <file path=word/document.xml><?xml version="1.0" encoding="utf-8"?>
-<w:document xmlns:wpc="http://schemas.microsoft.com/office/word/2010/wordprocessingCanvas" xmlns:cx="http://schemas.microsoft.com/office/drawing/2014/chartex" xmlns:cx1="http://schemas.microsoft.com/office/drawing/2015/9/8/chartex" xmlns:mc="http://schemas.openxmlformats.org/markup-compatibility/2006" xmlns:o="urn:schemas-microsoft-com:office:office" xmlns:r="http://schemas.openxmlformats.org/officeDocument/2006/relationships" xmlns:m="http://schemas.openxmlformats.org/officeDocument/2006/math" xmlns:v="urn:schemas-microsoft-com:vml" xmlns:wp14="http://schemas.microsoft.com/office/word/2010/wordprocessingDrawing" xmlns:wp="http://schemas.openxmlformats.org/drawingml/2006/wordprocessingDrawing" xmlns:w10="urn:schemas-microsoft-com:office:word" xmlns:w="http://schemas.openxmlformats.org/wordprocessingml/2006/main" xmlns:w14="http://schemas.microsoft.com/office/word/2010/wordml" xmlns:w15="http://schemas.microsoft.com/office/word/2012/wordml" xmlns:w16se="http://schemas.microsoft.com/office/word/2015/wordml/symex" xmlns:wpg="http://schemas.microsoft.com/office/word/2010/wordprocessingGroup" xmlns:wpi="http://schemas.microsoft.com/office/word/2010/wordprocessingInk" xmlns:wne="http://schemas.microsoft.com/office/word/2006/wordml" xmlns:wps="http://schemas.microsoft.com/office/word/2010/wordprocessingShape" mc:Ignorable="w14 w15 w16se wp14">
+<w:document xmlns:wpc="http://schemas.microsoft.com/office/word/2010/wordprocessingCanvas" xmlns:cx="http://schemas.microsoft.com/office/drawing/2014/chartex" xmlns:cx1="http://schemas.microsoft.com/office/drawing/2015/9/8/chartex" xmlns:cx2="http://schemas.microsoft.com/office/drawing/2015/10/21/chartex" xmlns:cx3="http://schemas.microsoft.com/office/drawing/2016/5/9/chartex" xmlns:cx4="http://schemas.microsoft.com/office/drawing/2016/5/10/chartex" xmlns:cx5="http://schemas.microsoft.com/office/drawing/2016/5/11/chartex" xmlns:cx6="http://schemas.microsoft.com/office/drawing/2016/5/12/chartex" xmlns:cx7="http://schemas.microsoft.com/office/drawing/2016/5/13/chartex" xmlns:cx8="http://schemas.microsoft.com/office/drawing/2016/5/14/chartex" xmlns:mc="http://schemas.openxmlformats.org/markup-compatibility/2006" xmlns:aink="http://schemas.microsoft.com/office/drawing/2016/ink" xmlns:am3d="http://schemas.microsoft.com/office/drawing/2017/model3d" xmlns:o="urn:schemas-microsoft-com:office:office" xmlns:oel="http://schemas.microsoft.com/office/2019/extlst" xmlns:r="http://schemas.openxmlformats.org/officeDocument/2006/relationships" xmlns:m="http://schemas.openxmlformats.org/officeDocument/2006/math" xmlns:v="urn:schemas-microsoft-com:vml" xmlns:wp14="http://schemas.microsoft.com/office/word/2010/wordprocessingDrawing" xmlns:wp="http://schemas.openxmlformats.org/drawingml/2006/wordprocessingDrawing" xmlns:w10="urn:schemas-microsoft-com:office:word" xmlns:w="http://schemas.openxmlformats.org/wordprocessingml/2006/main" xmlns:w14="http://schemas.microsoft.com/office/word/2010/wordml" xmlns:w15="http://schemas.microsoft.com/office/word/2012/wordml" xmlns:w16cex="http://schemas.microsoft.com/office/word/2018/wordml/cex" xmlns:w16cid="http://schemas.microsoft.com/office/word/2016/wordml/cid" xmlns:w16="http://schemas.microsoft.com/office/word/2018/wordml" xmlns:w16du="http://schemas.microsoft.com/office/word/2023/wordml/word16du" xmlns:w16sdtdh="http://schemas.microsoft.com/office/word/2020/wordml/sdtdatahash" xmlns:w16sdtfl="http://schemas.microsoft.com/office/word/2024/wordml/sdtformatlock" xmlns:w16se="http://schemas.microsoft.com/office/word/2015/wordml/symex" xmlns:wpg="http://schemas.microsoft.com/office/word/2010/wordprocessingGroup" xmlns:wpi="http://schemas.microsoft.com/office/word/2010/wordprocessingInk" xmlns:wne="http://schemas.microsoft.com/office/word/2006/wordml" xmlns:wps="http://schemas.microsoft.com/office/word/2010/wordprocessingShape" mc:Ignorable="w14 w15 w16se w16cid w16 w16cex w16sdtdh w16sdtfl w16du wp14">
   <w:body>
     <w:p>
       <w:pPr>
@@ -80,52 +80,7 @@
           <w:sz w:val="26"/>
           <w:szCs w:val="26"/>
         </w:rPr>
-        <w:t>Thành phố Hồ Chí Minh, ngày 24 tháng 7 năm 2026</w:t>
-      </w:r>
-      <w:r>
-        <w:rPr>
-          <w:rFonts w:ascii="Times New Roman" w:hAnsi="Times New Roman" w:cs="Times New Roman"/>
-          <w:color w:val="000000" w:themeColor="text1"/>
-          <w:sz w:val="26"/>
-          <w:szCs w:val="26"/>
-        </w:rPr>
-        <w:t/>
-      </w:r>
-      <w:r>
-        <w:rPr>
-          <w:rFonts w:ascii="Times New Roman" w:hAnsi="Times New Roman" w:cs="Times New Roman"/>
-          <w:color w:val="000000" w:themeColor="text1"/>
-          <w:sz w:val="26"/>
-          <w:szCs w:val="26"/>
-        </w:rPr>
-        <w:t/>
-      </w:r>
-      <w:r>
-        <w:rPr>
-          <w:rFonts w:ascii="Times New Roman" w:hAnsi="Times New Roman" w:cs="Times New Roman"/>
-          <w:color w:val="000000" w:themeColor="text1"/>
-          <w:sz w:val="26"/>
-          <w:szCs w:val="26"/>
-        </w:rPr>
-        <w:t/>
-      </w:r>
-      <w:r>
-        <w:rPr>
-          <w:rFonts w:ascii="Times New Roman" w:hAnsi="Times New Roman" w:cs="Times New Roman"/>
-          <w:color w:val="000000" w:themeColor="text1"/>
-          <w:sz w:val="26"/>
-          <w:szCs w:val="26"/>
-        </w:rPr>
-        <w:t/>
-      </w:r>
-      <w:r>
-        <w:rPr>
-          <w:rFonts w:ascii="Times New Roman" w:hAnsi="Times New Roman" w:cs="Times New Roman"/>
-          <w:color w:val="000000" w:themeColor="text1"/>
-          <w:sz w:val="26"/>
-          <w:szCs w:val="26"/>
-        </w:rPr>
-        <w:t/>
+        <w:t>Thành phố Hồ Chí Minh, ngày 25 tháng 7 năm 2026</w:t>
       </w:r>
     </w:p>
     <w:p>
@@ -239,7 +194,6 @@
         </w:rPr>
         <w:t> </w:t>
       </w:r>
-      <w:bookmarkStart w:id="0" w:name="_GoBack"/>
       <w:r>
         <w:rPr>
           <w:rFonts w:ascii="Times New Roman" w:eastAsia="Times New Roman" w:hAnsi="Times New Roman" w:cs="Times New Roman"/>
@@ -251,7 +205,6 @@
         </w:rPr>
         <w:t>CÔNG TY TNHH PHÁT TRIỂN THƯƠNG MẠI QUỐC TẾ LÊ GIA</w:t>
       </w:r>
-      <w:bookmarkEnd w:id="0"/>
     </w:p>
     <w:p>
       <w:pPr>
@@ -380,7 +333,6 @@
           <w:color w:val="000000" w:themeColor="text1"/>
           <w:sz w:val="26"/>
           <w:szCs w:val="26"/>
-          <w:lang w:val="sv-SE"/>
         </w:rPr>
         <w:t xml:space="preserve"> </w:t>
       </w:r>
@@ -456,7 +408,7 @@
           <w:szCs w:val="26"/>
           <w:lang w:eastAsia="zh-CN"/>
         </w:rPr>
-        <w:t>Địa chỉ liên lạc: Thôn 3, Xã Thọ Xuân, Tỉnh Thanh Hóa, Việt Nam</w:t>
+        <w:t xml:space="preserve">Địa chỉ liên lạc: </w:t>
       </w:r>
       <w:r>
         <w:rPr>
@@ -466,57 +418,7 @@
           <w:szCs w:val="26"/>
           <w:lang w:eastAsia="zh-CN"/>
         </w:rPr>
-        <w:t/>
-      </w:r>
-      <w:r>
-        <w:rPr>
-          <w:rFonts w:ascii="Times New Roman" w:hAnsi="Times New Roman" w:cs="Times New Roman"/>
-          <w:color w:val="000000"/>
-          <w:sz w:val="26"/>
-          <w:szCs w:val="26"/>
-          <w:lang w:eastAsia="zh-CN"/>
-        </w:rPr>
-        <w:t/>
-      </w:r>
-      <w:r>
-        <w:rPr>
-          <w:rFonts w:ascii="Times New Roman" w:hAnsi="Times New Roman" w:cs="Times New Roman"/>
-          <w:color w:val="000000"/>
-          <w:sz w:val="26"/>
-          <w:szCs w:val="26"/>
-          <w:lang w:eastAsia="zh-CN"/>
-        </w:rPr>
-        <w:t/>
-      </w:r>
-      <w:r>
-        <w:rPr>
-          <w:rFonts w:ascii="Times New Roman" w:hAnsi="Times New Roman" w:cs="Times New Roman"/>
-          <w:color w:val="000000"/>
-          <w:sz w:val="26"/>
-          <w:szCs w:val="26"/>
-          <w:lang w:eastAsia="zh-CN"/>
-        </w:rPr>
-        <w:t/>
-      </w:r>
-      <w:r>
-        <w:rPr>
-          <w:rFonts w:ascii="Times New Roman" w:hAnsi="Times New Roman" w:cs="Times New Roman"/>
-          <w:color w:val="000000"/>
-          <w:sz w:val="26"/>
-          <w:szCs w:val="26"/>
-          <w:lang w:eastAsia="zh-CN"/>
-        </w:rPr>
-        <w:t/>
-      </w:r>
-      <w:r>
-        <w:rPr>
-          <w:rFonts w:ascii="Times New Roman" w:hAnsi="Times New Roman" w:cs="Times New Roman"/>
-          <w:color w:val="000000"/>
-          <w:sz w:val="26"/>
-          <w:szCs w:val="26"/>
-          <w:lang w:eastAsia="zh-CN"/>
-        </w:rPr>
-        <w:t/>
+        <w:t>Thôn 3, Xã Thọ Xuân, Tỉnh Thanh Hóa, Việt Nam</w:t>
       </w:r>
     </w:p>
     <w:p>
@@ -585,7 +487,7 @@
           <w:szCs w:val="26"/>
           <w:lang w:eastAsia="zh-CN"/>
         </w:rPr>
-        <w:t>congtycongnghiepbuuchi@gmail.com</w:t>
+        <w:t>legiafoods18@gmail.com</w:t>
       </w:r>
     </w:p>
     <w:p>
@@ -867,14 +769,16 @@
           <w:color w:val="000000" w:themeColor="text1"/>
           <w:sz w:val="26"/>
           <w:szCs w:val="26"/>
-        </w:rPr>
-      </w:pPr>
-      <w:r>
-        <w:rPr>
-          <w:rFonts w:ascii="Times New Roman" w:hAnsi="Times New Roman" w:cs="Times New Roman"/>
-          <w:color w:val="000000" w:themeColor="text1"/>
-          <w:sz w:val="26"/>
-          <w:szCs w:val="26"/>
+          <w:lang w:val="vi-VN"/>
+        </w:rPr>
+      </w:pPr>
+      <w:r>
+        <w:rPr>
+          <w:rFonts w:ascii="Times New Roman" w:hAnsi="Times New Roman" w:cs="Times New Roman"/>
+          <w:color w:val="000000" w:themeColor="text1"/>
+          <w:sz w:val="26"/>
+          <w:szCs w:val="26"/>
+          <w:lang w:val="vi-VN"/>
         </w:rPr>
         <w:t>Sau đây gọi là “</w:t>
       </w:r>
@@ -886,6 +790,7 @@
           <w:color w:val="000000" w:themeColor="text1"/>
           <w:sz w:val="26"/>
           <w:szCs w:val="26"/>
+          <w:lang w:val="vi-VN"/>
         </w:rPr>
         <w:t>Người được Ủy quyền</w:t>
       </w:r>
@@ -895,6 +800,7 @@
           <w:color w:val="000000" w:themeColor="text1"/>
           <w:sz w:val="26"/>
           <w:szCs w:val="26"/>
+          <w:lang w:val="vi-VN"/>
         </w:rPr>
         <w:t xml:space="preserve">” </w:t>
       </w:r>
@@ -906,14 +812,16 @@
           <w:color w:val="000000" w:themeColor="text1"/>
           <w:sz w:val="26"/>
           <w:szCs w:val="26"/>
-        </w:rPr>
-      </w:pPr>
-      <w:r>
-        <w:rPr>
-          <w:rFonts w:ascii="Times New Roman" w:hAnsi="Times New Roman" w:cs="Times New Roman"/>
-          <w:color w:val="000000" w:themeColor="text1"/>
-          <w:sz w:val="26"/>
-          <w:szCs w:val="26"/>
+          <w:lang w:val="vi-VN"/>
+        </w:rPr>
+      </w:pPr>
+      <w:r>
+        <w:rPr>
+          <w:rFonts w:ascii="Times New Roman" w:hAnsi="Times New Roman" w:cs="Times New Roman"/>
+          <w:color w:val="000000" w:themeColor="text1"/>
+          <w:sz w:val="26"/>
+          <w:szCs w:val="26"/>
+          <w:lang w:val="vi-VN"/>
         </w:rPr>
         <w:t xml:space="preserve">Nội dung ủy quyền: </w:t>
       </w:r>
@@ -925,6 +833,7 @@
           <w:color w:val="000000" w:themeColor="text1"/>
           <w:sz w:val="26"/>
           <w:szCs w:val="26"/>
+          <w:lang w:val="vi-VN"/>
         </w:rPr>
       </w:pPr>
       <w:r>
@@ -935,6 +844,7 @@
           <w:color w:val="000000" w:themeColor="text1"/>
           <w:sz w:val="26"/>
           <w:szCs w:val="26"/>
+          <w:lang w:val="vi-VN"/>
         </w:rPr>
         <w:t>Người được Ủy quyền</w:t>
       </w:r>
@@ -944,6 +854,7 @@
           <w:color w:val="000000" w:themeColor="text1"/>
           <w:sz w:val="26"/>
           <w:szCs w:val="26"/>
+          <w:lang w:val="vi-VN"/>
         </w:rPr>
         <w:t xml:space="preserve"> được quyền thay mặt và đại diện tôi, thực hiện các thủ tục đăng ký doanh nghiệp theo quy định của pháp luật, bao gồm nhưng không giới hạn việc thực hiện các công việc sau đây: </w:t>
       </w:r>
@@ -959,14 +870,16 @@
           <w:color w:val="000000" w:themeColor="text1"/>
           <w:sz w:val="26"/>
           <w:szCs w:val="26"/>
-        </w:rPr>
-      </w:pPr>
-      <w:r>
-        <w:rPr>
-          <w:rFonts w:ascii="Times New Roman" w:hAnsi="Times New Roman" w:cs="Times New Roman"/>
-          <w:color w:val="000000" w:themeColor="text1"/>
-          <w:sz w:val="26"/>
-          <w:szCs w:val="26"/>
+          <w:lang w:val="vi-VN"/>
+        </w:rPr>
+      </w:pPr>
+      <w:r>
+        <w:rPr>
+          <w:rFonts w:ascii="Times New Roman" w:hAnsi="Times New Roman" w:cs="Times New Roman"/>
+          <w:color w:val="000000" w:themeColor="text1"/>
+          <w:sz w:val="26"/>
+          <w:szCs w:val="26"/>
+          <w:lang w:val="vi-VN"/>
         </w:rPr>
         <w:t xml:space="preserve"> Nộp hồ sơ tại các cơ quan có thẩm quyền của Việt Nam; </w:t>
       </w:r>
@@ -982,14 +895,16 @@
           <w:color w:val="000000" w:themeColor="text1"/>
           <w:sz w:val="26"/>
           <w:szCs w:val="26"/>
-        </w:rPr>
-      </w:pPr>
-      <w:r>
-        <w:rPr>
-          <w:rFonts w:ascii="Times New Roman" w:hAnsi="Times New Roman" w:cs="Times New Roman"/>
-          <w:color w:val="000000" w:themeColor="text1"/>
-          <w:sz w:val="26"/>
-          <w:szCs w:val="26"/>
+          <w:lang w:val="vi-VN"/>
+        </w:rPr>
+      </w:pPr>
+      <w:r>
+        <w:rPr>
+          <w:rFonts w:ascii="Times New Roman" w:hAnsi="Times New Roman" w:cs="Times New Roman"/>
+          <w:color w:val="000000" w:themeColor="text1"/>
+          <w:sz w:val="26"/>
+          <w:szCs w:val="26"/>
+          <w:lang w:val="vi-VN"/>
         </w:rPr>
         <w:t xml:space="preserve"> Liên hệ làm việc với các cơ quan hữu quan để nhận được các chấp thuận cần thiết để thực hiện thủ tục đăng ký doanh nghiệp; và </w:t>
       </w:r>
@@ -1005,43 +920,48 @@
           <w:color w:val="000000" w:themeColor="text1"/>
           <w:sz w:val="26"/>
           <w:szCs w:val="26"/>
-        </w:rPr>
-      </w:pPr>
-      <w:r>
-        <w:rPr>
-          <w:rFonts w:ascii="Times New Roman" w:hAnsi="Times New Roman" w:cs="Times New Roman"/>
-          <w:color w:val="000000" w:themeColor="text1"/>
-          <w:sz w:val="26"/>
-          <w:szCs w:val="26"/>
-        </w:rPr>
-        <w:t xml:space="preserve"> Nhận Giấy chứng nhận đăng ký doanh nghiệp, thông báo, quyết định. Trong phạm vi uỷ quyền tại đây, Người được Ủy quyền được toàn quyền, chuẩn bị và ký các tài liệu cần thiết, nộp và rút các tài liệu, hồ sơ cần thiết đệ trình lên cơ quan chức năng có thẩm quyền liên quan tại Việt Nam cũng như nhận kết quả, giấy tờ liên quan đến công </w:t>
-      </w:r>
-      <w:r>
-        <w:rPr>
-          <w:rFonts w:ascii="Times New Roman" w:hAnsi="Times New Roman" w:cs="Times New Roman"/>
-          <w:color w:val="000000" w:themeColor="text1"/>
-          <w:sz w:val="26"/>
-          <w:szCs w:val="26"/>
+          <w:lang w:val="vi-VN"/>
+        </w:rPr>
+      </w:pPr>
+      <w:r>
+        <w:rPr>
+          <w:rFonts w:ascii="Times New Roman" w:hAnsi="Times New Roman" w:cs="Times New Roman"/>
+          <w:color w:val="000000" w:themeColor="text1"/>
+          <w:sz w:val="26"/>
+          <w:szCs w:val="26"/>
+          <w:lang w:val="vi-VN"/>
+        </w:rPr>
+        <w:t xml:space="preserve"> Nhận Giấy chứng nhận đăng ký doanh nghiệp, thông báo, quyết định. Trong phạm vi uỷ quyền tại đây, Người được Ủy quyền được toàn quyền, chuẩn bị và ký các tài </w:t>
+      </w:r>
+      <w:r>
+        <w:rPr>
+          <w:rFonts w:ascii="Times New Roman" w:hAnsi="Times New Roman" w:cs="Times New Roman"/>
+          <w:color w:val="000000" w:themeColor="text1"/>
+          <w:sz w:val="26"/>
+          <w:szCs w:val="26"/>
+          <w:lang w:val="vi-VN"/>
         </w:rPr>
         <w:lastRenderedPageBreak/>
-        <w:t>việc được ủy quyền; thanh toán phí, lệ phí liên quan đến các công việc được ủy quyền; thực hiện thủ tục hoặc có các hành động khác có liên quan đến công việc được ủy quyền theo quy định pháp luật hiện hành của Việt Nam.</w:t>
-      </w:r>
-    </w:p>
-    <w:p>
-      <w:pPr>
-        <w:rPr>
-          <w:rFonts w:ascii="Times New Roman" w:hAnsi="Times New Roman" w:cs="Times New Roman"/>
-          <w:color w:val="000000" w:themeColor="text1"/>
-          <w:sz w:val="26"/>
-          <w:szCs w:val="26"/>
-        </w:rPr>
-      </w:pPr>
-      <w:r>
-        <w:rPr>
-          <w:rFonts w:ascii="Times New Roman" w:hAnsi="Times New Roman" w:cs="Times New Roman"/>
-          <w:color w:val="000000" w:themeColor="text1"/>
-          <w:sz w:val="26"/>
-          <w:szCs w:val="26"/>
+        <w:t>liệu cần thiết, nộp và rút các tài liệu, hồ sơ cần thiết đệ trình lên cơ quan chức năng có thẩm quyền liên quan tại Việt Nam cũng như nhận kết quả, giấy tờ liên quan đến công việc được ủy quyền; thanh toán phí, lệ phí liên quan đến các công việc được ủy quyền; thực hiện thủ tục hoặc có các hành động khác có liên quan đến công việc được ủy quyền theo quy định pháp luật hiện hành của Việt Nam.</w:t>
+      </w:r>
+    </w:p>
+    <w:p>
+      <w:pPr>
+        <w:rPr>
+          <w:rFonts w:ascii="Times New Roman" w:hAnsi="Times New Roman" w:cs="Times New Roman"/>
+          <w:color w:val="000000" w:themeColor="text1"/>
+          <w:sz w:val="26"/>
+          <w:szCs w:val="26"/>
+          <w:lang w:val="vi-VN"/>
+        </w:rPr>
+      </w:pPr>
+      <w:r>
+        <w:rPr>
+          <w:rFonts w:ascii="Times New Roman" w:hAnsi="Times New Roman" w:cs="Times New Roman"/>
+          <w:color w:val="000000" w:themeColor="text1"/>
+          <w:sz w:val="26"/>
+          <w:szCs w:val="26"/>
+          <w:lang w:val="vi-VN"/>
         </w:rPr>
         <w:t xml:space="preserve">Tôi theo đây xác nhận và chấp thuận mọi hành động được thực hiện bởi </w:t>
       </w:r>
@@ -1053,6 +973,7 @@
           <w:color w:val="000000" w:themeColor="text1"/>
           <w:sz w:val="26"/>
           <w:szCs w:val="26"/>
+          <w:lang w:val="vi-VN"/>
         </w:rPr>
         <w:t>Người được Ủy quyền</w:t>
       </w:r>
@@ -1062,6 +983,7 @@
           <w:color w:val="000000" w:themeColor="text1"/>
           <w:sz w:val="26"/>
           <w:szCs w:val="26"/>
+          <w:lang w:val="vi-VN"/>
         </w:rPr>
         <w:t xml:space="preserve"> theo phạm vi ủy quyền đề cập trên. </w:t>
       </w:r>
@@ -1073,14 +995,16 @@
           <w:color w:val="000000" w:themeColor="text1"/>
           <w:sz w:val="26"/>
           <w:szCs w:val="26"/>
-        </w:rPr>
-      </w:pPr>
-      <w:r>
-        <w:rPr>
-          <w:rFonts w:ascii="Times New Roman" w:hAnsi="Times New Roman" w:cs="Times New Roman"/>
-          <w:color w:val="000000" w:themeColor="text1"/>
-          <w:sz w:val="26"/>
-          <w:szCs w:val="26"/>
+          <w:lang w:val="vi-VN"/>
+        </w:rPr>
+      </w:pPr>
+      <w:r>
+        <w:rPr>
+          <w:rFonts w:ascii="Times New Roman" w:hAnsi="Times New Roman" w:cs="Times New Roman"/>
+          <w:color w:val="000000" w:themeColor="text1"/>
+          <w:sz w:val="26"/>
+          <w:szCs w:val="26"/>
+          <w:lang w:val="vi-VN"/>
         </w:rPr>
         <w:t>Giấy Ủy quyền này có hiệu lực kể từ</w:t>
       </w:r>
@@ -1090,51 +1014,17 @@
           <w:color w:val="000000" w:themeColor="text1"/>
           <w:sz w:val="26"/>
           <w:szCs w:val="26"/>
-        </w:rPr>
-        <w:t xml:space="preserve"> ngày 24 tháng 7 năm 2026</w:t>
-      </w:r>
-      <w:r>
-        <w:rPr>
-          <w:rFonts w:ascii="Times New Roman" w:hAnsi="Times New Roman" w:cs="Times New Roman"/>
-          <w:color w:val="000000" w:themeColor="text1"/>
-          <w:sz w:val="26"/>
-          <w:szCs w:val="26"/>
-        </w:rPr>
-        <w:t/>
-      </w:r>
-      <w:r>
-        <w:rPr>
-          <w:rFonts w:ascii="Times New Roman" w:hAnsi="Times New Roman" w:cs="Times New Roman"/>
-          <w:color w:val="000000" w:themeColor="text1"/>
-          <w:sz w:val="26"/>
-          <w:szCs w:val="26"/>
-        </w:rPr>
-        <w:t/>
-      </w:r>
-      <w:r>
-        <w:rPr>
-          <w:rFonts w:ascii="Times New Roman" w:hAnsi="Times New Roman" w:cs="Times New Roman"/>
-          <w:color w:val="000000" w:themeColor="text1"/>
-          <w:sz w:val="26"/>
-          <w:szCs w:val="26"/>
-        </w:rPr>
-        <w:t/>
-      </w:r>
-      <w:r>
-        <w:rPr>
-          <w:rFonts w:ascii="Times New Roman" w:hAnsi="Times New Roman" w:cs="Times New Roman"/>
-          <w:color w:val="000000" w:themeColor="text1"/>
-          <w:sz w:val="26"/>
-          <w:szCs w:val="26"/>
-        </w:rPr>
-        <w:t/>
-      </w:r>
-      <w:r>
-        <w:rPr>
-          <w:rFonts w:ascii="Times New Roman" w:hAnsi="Times New Roman" w:cs="Times New Roman"/>
-          <w:color w:val="000000" w:themeColor="text1"/>
-          <w:sz w:val="26"/>
-          <w:szCs w:val="26"/>
+          <w:lang w:val="vi-VN"/>
+        </w:rPr>
+        <w:t xml:space="preserve"> ngày 25 tháng 7 năm 2026</w:t>
+      </w:r>
+      <w:r>
+        <w:rPr>
+          <w:rFonts w:ascii="Times New Roman" w:hAnsi="Times New Roman" w:cs="Times New Roman"/>
+          <w:color w:val="000000" w:themeColor="text1"/>
+          <w:sz w:val="26"/>
+          <w:szCs w:val="26"/>
+          <w:lang w:val="vi-VN"/>
         </w:rPr>
         <w:t xml:space="preserve"> </w:t>
       </w:r>
@@ -1144,6 +1034,7 @@
           <w:color w:val="000000" w:themeColor="text1"/>
           <w:sz w:val="26"/>
           <w:szCs w:val="26"/>
+          <w:lang w:val="vi-VN"/>
         </w:rPr>
         <w:t xml:space="preserve">cho đến khi công việc được hoàn tất./. </w:t>
       </w:r>
@@ -1156,6 +1047,7 @@
           <w:color w:val="000000" w:themeColor="text1"/>
           <w:sz w:val="26"/>
           <w:szCs w:val="26"/>
+          <w:lang w:val="vi-VN"/>
         </w:rPr>
       </w:pPr>
       <w:r>
@@ -1166,6 +1058,7 @@
           <w:color w:val="000000" w:themeColor="text1"/>
           <w:sz w:val="26"/>
           <w:szCs w:val="26"/>
+          <w:lang w:val="vi-VN"/>
         </w:rPr>
         <w:t>NGƯỜI ỦY QUYỀN</w:t>
       </w:r>
@@ -1177,6 +1070,7 @@
           <w:color w:val="000000" w:themeColor="text1"/>
           <w:sz w:val="26"/>
           <w:szCs w:val="26"/>
+          <w:lang w:val="vi-VN"/>
         </w:rPr>
         <w:br/>
       </w:r>
@@ -1189,6 +1083,7 @@
           <w:color w:val="000000" w:themeColor="text1"/>
           <w:sz w:val="26"/>
           <w:szCs w:val="26"/>
+          <w:lang w:val="vi-VN"/>
         </w:rPr>
       </w:pPr>
     </w:p>
@@ -1200,6 +1095,7 @@
           <w:color w:val="000000" w:themeColor="text1"/>
           <w:sz w:val="26"/>
           <w:szCs w:val="26"/>
+          <w:lang w:val="vi-VN"/>
         </w:rPr>
       </w:pPr>
     </w:p>
@@ -1211,6 +1107,7 @@
           <w:color w:val="000000" w:themeColor="text1"/>
           <w:sz w:val="26"/>
           <w:szCs w:val="26"/>
+          <w:lang w:val="vi-VN"/>
         </w:rPr>
       </w:pPr>
       <w:r>
@@ -1220,12 +1117,18 @@
           <w:color w:val="000000" w:themeColor="text1"/>
           <w:sz w:val="26"/>
           <w:szCs w:val="26"/>
-          <w:lang w:eastAsia="zh-CN"/>
+          <w:lang w:val="vi-VN" w:eastAsia="zh-CN"/>
         </w:rPr>
         <w:t>LÊ VĂN LONG</w:t>
       </w:r>
     </w:p>
     <w:sectPr>
+      <w:headerReference w:type="even" r:id="rId9"/>
+      <w:headerReference w:type="default" r:id="rId10"/>
+      <w:footerReference w:type="even" r:id="rId11"/>
+      <w:footerReference w:type="default" r:id="rId12"/>
+      <w:headerReference w:type="first" r:id="rId13"/>
+      <w:footerReference w:type="first" r:id="rId14"/>
       <w:pgSz w:w="12240" w:h="15840"/>
       <w:pgMar w:top="540" w:right="1440" w:bottom="810" w:left="1440" w:header="720" w:footer="720" w:gutter="0"/>
       <w:cols w:space="720"/>
@@ -1236,7 +1139,7 @@
 </file>
 
 <file path=word/endnotes.xml><?xml version="1.0" encoding="utf-8"?>
-<w:endnotes xmlns:wpc="http://schemas.microsoft.com/office/word/2010/wordprocessingCanvas" xmlns:cx="http://schemas.microsoft.com/office/drawing/2014/chartex" xmlns:cx1="http://schemas.microsoft.com/office/drawing/2015/9/8/chartex" xmlns:mc="http://schemas.openxmlformats.org/markup-compatibility/2006" xmlns:o="urn:schemas-microsoft-com:office:office" xmlns:r="http://schemas.openxmlformats.org/officeDocument/2006/relationships" xmlns:m="http://schemas.openxmlformats.org/officeDocument/2006/math" xmlns:v="urn:schemas-microsoft-com:vml" xmlns:wp14="http://schemas.microsoft.com/office/word/2010/wordprocessingDrawing" xmlns:wp="http://schemas.openxmlformats.org/drawingml/2006/wordprocessingDrawing" xmlns:w10="urn:schemas-microsoft-com:office:word" xmlns:w="http://schemas.openxmlformats.org/wordprocessingml/2006/main" xmlns:w14="http://schemas.microsoft.com/office/word/2010/wordml" xmlns:w15="http://schemas.microsoft.com/office/word/2012/wordml" xmlns:w16se="http://schemas.microsoft.com/office/word/2015/wordml/symex" xmlns:wpg="http://schemas.microsoft.com/office/word/2010/wordprocessingGroup" xmlns:wpi="http://schemas.microsoft.com/office/word/2010/wordprocessingInk" xmlns:wne="http://schemas.microsoft.com/office/word/2006/wordml" xmlns:wps="http://schemas.microsoft.com/office/word/2010/wordprocessingShape" mc:Ignorable="w14 w15 w16se wp14">
+<w:endnotes xmlns:wpc="http://schemas.microsoft.com/office/word/2010/wordprocessingCanvas" xmlns:cx="http://schemas.microsoft.com/office/drawing/2014/chartex" xmlns:cx1="http://schemas.microsoft.com/office/drawing/2015/9/8/chartex" xmlns:cx2="http://schemas.microsoft.com/office/drawing/2015/10/21/chartex" xmlns:cx3="http://schemas.microsoft.com/office/drawing/2016/5/9/chartex" xmlns:cx4="http://schemas.microsoft.com/office/drawing/2016/5/10/chartex" xmlns:cx5="http://schemas.microsoft.com/office/drawing/2016/5/11/chartex" xmlns:cx6="http://schemas.microsoft.com/office/drawing/2016/5/12/chartex" xmlns:cx7="http://schemas.microsoft.com/office/drawing/2016/5/13/chartex" xmlns:cx8="http://schemas.microsoft.com/office/drawing/2016/5/14/chartex" xmlns:mc="http://schemas.openxmlformats.org/markup-compatibility/2006" xmlns:aink="http://schemas.microsoft.com/office/drawing/2016/ink" xmlns:am3d="http://schemas.microsoft.com/office/drawing/2017/model3d" xmlns:o="urn:schemas-microsoft-com:office:office" xmlns:oel="http://schemas.microsoft.com/office/2019/extlst" xmlns:r="http://schemas.openxmlformats.org/officeDocument/2006/relationships" xmlns:m="http://schemas.openxmlformats.org/officeDocument/2006/math" xmlns:v="urn:schemas-microsoft-com:vml" xmlns:wp14="http://schemas.microsoft.com/office/word/2010/wordprocessingDrawing" xmlns:wp="http://schemas.openxmlformats.org/drawingml/2006/wordprocessingDrawing" xmlns:w10="urn:schemas-microsoft-com:office:word" xmlns:w="http://schemas.openxmlformats.org/wordprocessingml/2006/main" xmlns:w14="http://schemas.microsoft.com/office/word/2010/wordml" xmlns:w15="http://schemas.microsoft.com/office/word/2012/wordml" xmlns:w16cex="http://schemas.microsoft.com/office/word/2018/wordml/cex" xmlns:w16cid="http://schemas.microsoft.com/office/word/2016/wordml/cid" xmlns:w16="http://schemas.microsoft.com/office/word/2018/wordml" xmlns:w16du="http://schemas.microsoft.com/office/word/2023/wordml/word16du" xmlns:w16sdtdh="http://schemas.microsoft.com/office/word/2020/wordml/sdtdatahash" xmlns:w16sdtfl="http://schemas.microsoft.com/office/word/2024/wordml/sdtformatlock" xmlns:w16se="http://schemas.microsoft.com/office/word/2015/wordml/symex" xmlns:wpg="http://schemas.microsoft.com/office/word/2010/wordprocessingGroup" xmlns:wpi="http://schemas.microsoft.com/office/word/2010/wordprocessingInk" xmlns:wne="http://schemas.microsoft.com/office/word/2006/wordml" xmlns:wps="http://schemas.microsoft.com/office/word/2010/wordprocessingShape" mc:Ignorable="w14 w15 w16se w16cid w16 w16cex w16sdtdh w16sdtfl w16du wp14">
   <w:endnote w:type="separator" w:id="-1">
     <w:p>
       <w:pPr>
@@ -1260,8 +1163,26 @@
 </w:endnotes>
 </file>
 
+<file path=word/footer1.xml><?xml version="1.0" encoding="utf-8"?>
+<w:ftr xmlns:wpc="http://schemas.microsoft.com/office/word/2010/wordprocessingCanvas" xmlns:cx="http://schemas.microsoft.com/office/drawing/2014/chartex" xmlns:cx1="http://schemas.microsoft.com/office/drawing/2015/9/8/chartex" xmlns:cx2="http://schemas.microsoft.com/office/drawing/2015/10/21/chartex" xmlns:cx3="http://schemas.microsoft.com/office/drawing/2016/5/9/chartex" xmlns:cx4="http://schemas.microsoft.com/office/drawing/2016/5/10/chartex" xmlns:cx5="http://schemas.microsoft.com/office/drawing/2016/5/11/chartex" xmlns:cx6="http://schemas.microsoft.com/office/drawing/2016/5/12/chartex" xmlns:cx7="http://schemas.microsoft.com/office/drawing/2016/5/13/chartex" xmlns:cx8="http://schemas.microsoft.com/office/drawing/2016/5/14/chartex" xmlns:mc="http://schemas.openxmlformats.org/markup-compatibility/2006" xmlns:aink="http://schemas.microsoft.com/office/drawing/2016/ink" xmlns:am3d="http://schemas.microsoft.com/office/drawing/2017/model3d" xmlns:o="urn:schemas-microsoft-com:office:office" xmlns:oel="http://schemas.microsoft.com/office/2019/extlst" xmlns:r="http://schemas.openxmlformats.org/officeDocument/2006/relationships" xmlns:m="http://schemas.openxmlformats.org/officeDocument/2006/math" xmlns:v="urn:schemas-microsoft-com:vml" xmlns:wp14="http://schemas.microsoft.com/office/word/2010/wordprocessingDrawing" xmlns:wp="http://schemas.openxmlformats.org/drawingml/2006/wordprocessingDrawing" xmlns:w10="urn:schemas-microsoft-com:office:word" xmlns:w="http://schemas.openxmlformats.org/wordprocessingml/2006/main" xmlns:w14="http://schemas.microsoft.com/office/word/2010/wordml" xmlns:w15="http://schemas.microsoft.com/office/word/2012/wordml" xmlns:w16cex="http://schemas.microsoft.com/office/word/2018/wordml/cex" xmlns:w16cid="http://schemas.microsoft.com/office/word/2016/wordml/cid" xmlns:w16="http://schemas.microsoft.com/office/word/2018/wordml" xmlns:w16du="http://schemas.microsoft.com/office/word/2023/wordml/word16du" xmlns:w16sdtdh="http://schemas.microsoft.com/office/word/2020/wordml/sdtdatahash" xmlns:w16sdtfl="http://schemas.microsoft.com/office/word/2024/wordml/sdtformatlock" xmlns:w16se="http://schemas.microsoft.com/office/word/2015/wordml/symex" xmlns:wpg="http://schemas.microsoft.com/office/word/2010/wordprocessingGroup" xmlns:wpi="http://schemas.microsoft.com/office/word/2010/wordprocessingInk" xmlns:wne="http://schemas.microsoft.com/office/word/2006/wordml" xmlns:wps="http://schemas.microsoft.com/office/word/2010/wordprocessingShape" mc:Ignorable="w14 w15 w16se w16cid w16 w16cex w16sdtdh w16sdtfl w16du wp14">
+  <w:p/>
+</w:ftr>
+</file>
+
+<file path=word/footer2.xml><?xml version="1.0" encoding="utf-8"?>
+<w:ftr xmlns:wpc="http://schemas.microsoft.com/office/word/2010/wordprocessingCanvas" xmlns:cx="http://schemas.microsoft.com/office/drawing/2014/chartex" xmlns:cx1="http://schemas.microsoft.com/office/drawing/2015/9/8/chartex" xmlns:cx2="http://schemas.microsoft.com/office/drawing/2015/10/21/chartex" xmlns:cx3="http://schemas.microsoft.com/office/drawing/2016/5/9/chartex" xmlns:cx4="http://schemas.microsoft.com/office/drawing/2016/5/10/chartex" xmlns:cx5="http://schemas.microsoft.com/office/drawing/2016/5/11/chartex" xmlns:cx6="http://schemas.microsoft.com/office/drawing/2016/5/12/chartex" xmlns:cx7="http://schemas.microsoft.com/office/drawing/2016/5/13/chartex" xmlns:cx8="http://schemas.microsoft.com/office/drawing/2016/5/14/chartex" xmlns:mc="http://schemas.openxmlformats.org/markup-compatibility/2006" xmlns:aink="http://schemas.microsoft.com/office/drawing/2016/ink" xmlns:am3d="http://schemas.microsoft.com/office/drawing/2017/model3d" xmlns:o="urn:schemas-microsoft-com:office:office" xmlns:oel="http://schemas.microsoft.com/office/2019/extlst" xmlns:r="http://schemas.openxmlformats.org/officeDocument/2006/relationships" xmlns:m="http://schemas.openxmlformats.org/officeDocument/2006/math" xmlns:v="urn:schemas-microsoft-com:vml" xmlns:wp14="http://schemas.microsoft.com/office/word/2010/wordprocessingDrawing" xmlns:wp="http://schemas.openxmlformats.org/drawingml/2006/wordprocessingDrawing" xmlns:w10="urn:schemas-microsoft-com:office:word" xmlns:w="http://schemas.openxmlformats.org/wordprocessingml/2006/main" xmlns:w14="http://schemas.microsoft.com/office/word/2010/wordml" xmlns:w15="http://schemas.microsoft.com/office/word/2012/wordml" xmlns:w16cex="http://schemas.microsoft.com/office/word/2018/wordml/cex" xmlns:w16cid="http://schemas.microsoft.com/office/word/2016/wordml/cid" xmlns:w16="http://schemas.microsoft.com/office/word/2018/wordml" xmlns:w16du="http://schemas.microsoft.com/office/word/2023/wordml/word16du" xmlns:w16sdtdh="http://schemas.microsoft.com/office/word/2020/wordml/sdtdatahash" xmlns:w16sdtfl="http://schemas.microsoft.com/office/word/2024/wordml/sdtformatlock" xmlns:w16se="http://schemas.microsoft.com/office/word/2015/wordml/symex" xmlns:wpg="http://schemas.microsoft.com/office/word/2010/wordprocessingGroup" xmlns:wpi="http://schemas.microsoft.com/office/word/2010/wordprocessingInk" xmlns:wne="http://schemas.microsoft.com/office/word/2006/wordml" xmlns:wps="http://schemas.microsoft.com/office/word/2010/wordprocessingShape" mc:Ignorable="w14 w15 w16se w16cid w16 w16cex w16sdtdh w16sdtfl w16du wp14">
+  <w:p/>
+</w:ftr>
+</file>
+
+<file path=word/footer3.xml><?xml version="1.0" encoding="utf-8"?>
+<w:ftr xmlns:wpc="http://schemas.microsoft.com/office/word/2010/wordprocessingCanvas" xmlns:cx="http://schemas.microsoft.com/office/drawing/2014/chartex" xmlns:cx1="http://schemas.microsoft.com/office/drawing/2015/9/8/chartex" xmlns:cx2="http://schemas.microsoft.com/office/drawing/2015/10/21/chartex" xmlns:cx3="http://schemas.microsoft.com/office/drawing/2016/5/9/chartex" xmlns:cx4="http://schemas.microsoft.com/office/drawing/2016/5/10/chartex" xmlns:cx5="http://schemas.microsoft.com/office/drawing/2016/5/11/chartex" xmlns:cx6="http://schemas.microsoft.com/office/drawing/2016/5/12/chartex" xmlns:cx7="http://schemas.microsoft.com/office/drawing/2016/5/13/chartex" xmlns:cx8="http://schemas.microsoft.com/office/drawing/2016/5/14/chartex" xmlns:mc="http://schemas.openxmlformats.org/markup-compatibility/2006" xmlns:aink="http://schemas.microsoft.com/office/drawing/2016/ink" xmlns:am3d="http://schemas.microsoft.com/office/drawing/2017/model3d" xmlns:o="urn:schemas-microsoft-com:office:office" xmlns:oel="http://schemas.microsoft.com/office/2019/extlst" xmlns:r="http://schemas.openxmlformats.org/officeDocument/2006/relationships" xmlns:m="http://schemas.openxmlformats.org/officeDocument/2006/math" xmlns:v="urn:schemas-microsoft-com:vml" xmlns:wp14="http://schemas.microsoft.com/office/word/2010/wordprocessingDrawing" xmlns:wp="http://schemas.openxmlformats.org/drawingml/2006/wordprocessingDrawing" xmlns:w10="urn:schemas-microsoft-com:office:word" xmlns:w="http://schemas.openxmlformats.org/wordprocessingml/2006/main" xmlns:w14="http://schemas.microsoft.com/office/word/2010/wordml" xmlns:w15="http://schemas.microsoft.com/office/word/2012/wordml" xmlns:w16cex="http://schemas.microsoft.com/office/word/2018/wordml/cex" xmlns:w16cid="http://schemas.microsoft.com/office/word/2016/wordml/cid" xmlns:w16="http://schemas.microsoft.com/office/word/2018/wordml" xmlns:w16du="http://schemas.microsoft.com/office/word/2023/wordml/word16du" xmlns:w16sdtdh="http://schemas.microsoft.com/office/word/2020/wordml/sdtdatahash" xmlns:w16sdtfl="http://schemas.microsoft.com/office/word/2024/wordml/sdtformatlock" xmlns:w16se="http://schemas.microsoft.com/office/word/2015/wordml/symex" xmlns:wpg="http://schemas.microsoft.com/office/word/2010/wordprocessingGroup" xmlns:wpi="http://schemas.microsoft.com/office/word/2010/wordprocessingInk" xmlns:wne="http://schemas.microsoft.com/office/word/2006/wordml" xmlns:wps="http://schemas.microsoft.com/office/word/2010/wordprocessingShape" mc:Ignorable="w14 w15 w16se w16cid w16 w16cex w16sdtdh w16sdtfl w16du wp14">
+  <w:p/>
+</w:ftr>
+</file>
+
 <file path=word/footnotes.xml><?xml version="1.0" encoding="utf-8"?>
-<w:footnotes xmlns:wpc="http://schemas.microsoft.com/office/word/2010/wordprocessingCanvas" xmlns:cx="http://schemas.microsoft.com/office/drawing/2014/chartex" xmlns:cx1="http://schemas.microsoft.com/office/drawing/2015/9/8/chartex" xmlns:mc="http://schemas.openxmlformats.org/markup-compatibility/2006" xmlns:o="urn:schemas-microsoft-com:office:office" xmlns:r="http://schemas.openxmlformats.org/officeDocument/2006/relationships" xmlns:m="http://schemas.openxmlformats.org/officeDocument/2006/math" xmlns:v="urn:schemas-microsoft-com:vml" xmlns:wp14="http://schemas.microsoft.com/office/word/2010/wordprocessingDrawing" xmlns:wp="http://schemas.openxmlformats.org/drawingml/2006/wordprocessingDrawing" xmlns:w10="urn:schemas-microsoft-com:office:word" xmlns:w="http://schemas.openxmlformats.org/wordprocessingml/2006/main" xmlns:w14="http://schemas.microsoft.com/office/word/2010/wordml" xmlns:w15="http://schemas.microsoft.com/office/word/2012/wordml" xmlns:w16se="http://schemas.microsoft.com/office/word/2015/wordml/symex" xmlns:wpg="http://schemas.microsoft.com/office/word/2010/wordprocessingGroup" xmlns:wpi="http://schemas.microsoft.com/office/word/2010/wordprocessingInk" xmlns:wne="http://schemas.microsoft.com/office/word/2006/wordml" xmlns:wps="http://schemas.microsoft.com/office/word/2010/wordprocessingShape" mc:Ignorable="w14 w15 w16se wp14">
+<w:footnotes xmlns:wpc="http://schemas.microsoft.com/office/word/2010/wordprocessingCanvas" xmlns:cx="http://schemas.microsoft.com/office/drawing/2014/chartex" xmlns:cx1="http://schemas.microsoft.com/office/drawing/2015/9/8/chartex" xmlns:cx2="http://schemas.microsoft.com/office/drawing/2015/10/21/chartex" xmlns:cx3="http://schemas.microsoft.com/office/drawing/2016/5/9/chartex" xmlns:cx4="http://schemas.microsoft.com/office/drawing/2016/5/10/chartex" xmlns:cx5="http://schemas.microsoft.com/office/drawing/2016/5/11/chartex" xmlns:cx6="http://schemas.microsoft.com/office/drawing/2016/5/12/chartex" xmlns:cx7="http://schemas.microsoft.com/office/drawing/2016/5/13/chartex" xmlns:cx8="http://schemas.microsoft.com/office/drawing/2016/5/14/chartex" xmlns:mc="http://schemas.openxmlformats.org/markup-compatibility/2006" xmlns:aink="http://schemas.microsoft.com/office/drawing/2016/ink" xmlns:am3d="http://schemas.microsoft.com/office/drawing/2017/model3d" xmlns:o="urn:schemas-microsoft-com:office:office" xmlns:oel="http://schemas.microsoft.com/office/2019/extlst" xmlns:r="http://schemas.openxmlformats.org/officeDocument/2006/relationships" xmlns:m="http://schemas.openxmlformats.org/officeDocument/2006/math" xmlns:v="urn:schemas-microsoft-com:vml" xmlns:wp14="http://schemas.microsoft.com/office/word/2010/wordprocessingDrawing" xmlns:wp="http://schemas.openxmlformats.org/drawingml/2006/wordprocessingDrawing" xmlns:w10="urn:schemas-microsoft-com:office:word" xmlns:w="http://schemas.openxmlformats.org/wordprocessingml/2006/main" xmlns:w14="http://schemas.microsoft.com/office/word/2010/wordml" xmlns:w15="http://schemas.microsoft.com/office/word/2012/wordml" xmlns:w16cex="http://schemas.microsoft.com/office/word/2018/wordml/cex" xmlns:w16cid="http://schemas.microsoft.com/office/word/2016/wordml/cid" xmlns:w16="http://schemas.microsoft.com/office/word/2018/wordml" xmlns:w16du="http://schemas.microsoft.com/office/word/2023/wordml/word16du" xmlns:w16sdtdh="http://schemas.microsoft.com/office/word/2020/wordml/sdtdatahash" xmlns:w16sdtfl="http://schemas.microsoft.com/office/word/2024/wordml/sdtformatlock" xmlns:w16se="http://schemas.microsoft.com/office/word/2015/wordml/symex" xmlns:wpg="http://schemas.microsoft.com/office/word/2010/wordprocessingGroup" xmlns:wpi="http://schemas.microsoft.com/office/word/2010/wordprocessingInk" xmlns:wne="http://schemas.microsoft.com/office/word/2006/wordml" xmlns:wps="http://schemas.microsoft.com/office/word/2010/wordprocessingShape" mc:Ignorable="w14 w15 w16se w16cid w16 w16cex w16sdtdh w16sdtfl w16du wp14">
   <w:footnote w:type="separator" w:id="-1">
     <w:p>
       <w:pPr>
@@ -1285,8 +1206,26 @@
 </w:footnotes>
 </file>
 
+<file path=word/header1.xml><?xml version="1.0" encoding="utf-8"?>
+<w:hdr xmlns:wpc="http://schemas.microsoft.com/office/word/2010/wordprocessingCanvas" xmlns:cx="http://schemas.microsoft.com/office/drawing/2014/chartex" xmlns:cx1="http://schemas.microsoft.com/office/drawing/2015/9/8/chartex" xmlns:cx2="http://schemas.microsoft.com/office/drawing/2015/10/21/chartex" xmlns:cx3="http://schemas.microsoft.com/office/drawing/2016/5/9/chartex" xmlns:cx4="http://schemas.microsoft.com/office/drawing/2016/5/10/chartex" xmlns:cx5="http://schemas.microsoft.com/office/drawing/2016/5/11/chartex" xmlns:cx6="http://schemas.microsoft.com/office/drawing/2016/5/12/chartex" xmlns:cx7="http://schemas.microsoft.com/office/drawing/2016/5/13/chartex" xmlns:cx8="http://schemas.microsoft.com/office/drawing/2016/5/14/chartex" xmlns:mc="http://schemas.openxmlformats.org/markup-compatibility/2006" xmlns:aink="http://schemas.microsoft.com/office/drawing/2016/ink" xmlns:am3d="http://schemas.microsoft.com/office/drawing/2017/model3d" xmlns:o="urn:schemas-microsoft-com:office:office" xmlns:oel="http://schemas.microsoft.com/office/2019/extlst" xmlns:r="http://schemas.openxmlformats.org/officeDocument/2006/relationships" xmlns:m="http://schemas.openxmlformats.org/officeDocument/2006/math" xmlns:v="urn:schemas-microsoft-com:vml" xmlns:wp14="http://schemas.microsoft.com/office/word/2010/wordprocessingDrawing" xmlns:wp="http://schemas.openxmlformats.org/drawingml/2006/wordprocessingDrawing" xmlns:w10="urn:schemas-microsoft-com:office:word" xmlns:w="http://schemas.openxmlformats.org/wordprocessingml/2006/main" xmlns:w14="http://schemas.microsoft.com/office/word/2010/wordml" xmlns:w15="http://schemas.microsoft.com/office/word/2012/wordml" xmlns:w16cex="http://schemas.microsoft.com/office/word/2018/wordml/cex" xmlns:w16cid="http://schemas.microsoft.com/office/word/2016/wordml/cid" xmlns:w16="http://schemas.microsoft.com/office/word/2018/wordml" xmlns:w16du="http://schemas.microsoft.com/office/word/2023/wordml/word16du" xmlns:w16sdtdh="http://schemas.microsoft.com/office/word/2020/wordml/sdtdatahash" xmlns:w16sdtfl="http://schemas.microsoft.com/office/word/2024/wordml/sdtformatlock" xmlns:w16se="http://schemas.microsoft.com/office/word/2015/wordml/symex" xmlns:wpg="http://schemas.microsoft.com/office/word/2010/wordprocessingGroup" xmlns:wpi="http://schemas.microsoft.com/office/word/2010/wordprocessingInk" xmlns:wne="http://schemas.microsoft.com/office/word/2006/wordml" xmlns:wps="http://schemas.microsoft.com/office/word/2010/wordprocessingShape" mc:Ignorable="w14 w15 w16se w16cid w16 w16cex w16sdtdh w16sdtfl w16du wp14">
+  <w:p/>
+</w:hdr>
+</file>
+
+<file path=word/header2.xml><?xml version="1.0" encoding="utf-8"?>
+<w:hdr xmlns:wpc="http://schemas.microsoft.com/office/word/2010/wordprocessingCanvas" xmlns:cx="http://schemas.microsoft.com/office/drawing/2014/chartex" xmlns:cx1="http://schemas.microsoft.com/office/drawing/2015/9/8/chartex" xmlns:cx2="http://schemas.microsoft.com/office/drawing/2015/10/21/chartex" xmlns:cx3="http://schemas.microsoft.com/office/drawing/2016/5/9/chartex" xmlns:cx4="http://schemas.microsoft.com/office/drawing/2016/5/10/chartex" xmlns:cx5="http://schemas.microsoft.com/office/drawing/2016/5/11/chartex" xmlns:cx6="http://schemas.microsoft.com/office/drawing/2016/5/12/chartex" xmlns:cx7="http://schemas.microsoft.com/office/drawing/2016/5/13/chartex" xmlns:cx8="http://schemas.microsoft.com/office/drawing/2016/5/14/chartex" xmlns:mc="http://schemas.openxmlformats.org/markup-compatibility/2006" xmlns:aink="http://schemas.microsoft.com/office/drawing/2016/ink" xmlns:am3d="http://schemas.microsoft.com/office/drawing/2017/model3d" xmlns:o="urn:schemas-microsoft-com:office:office" xmlns:oel="http://schemas.microsoft.com/office/2019/extlst" xmlns:r="http://schemas.openxmlformats.org/officeDocument/2006/relationships" xmlns:m="http://schemas.openxmlformats.org/officeDocument/2006/math" xmlns:v="urn:schemas-microsoft-com:vml" xmlns:wp14="http://schemas.microsoft.com/office/word/2010/wordprocessingDrawing" xmlns:wp="http://schemas.openxmlformats.org/drawingml/2006/wordprocessingDrawing" xmlns:w10="urn:schemas-microsoft-com:office:word" xmlns:w="http://schemas.openxmlformats.org/wordprocessingml/2006/main" xmlns:w14="http://schemas.microsoft.com/office/word/2010/wordml" xmlns:w15="http://schemas.microsoft.com/office/word/2012/wordml" xmlns:w16cex="http://schemas.microsoft.com/office/word/2018/wordml/cex" xmlns:w16cid="http://schemas.microsoft.com/office/word/2016/wordml/cid" xmlns:w16="http://schemas.microsoft.com/office/word/2018/wordml" xmlns:w16du="http://schemas.microsoft.com/office/word/2023/wordml/word16du" xmlns:w16sdtdh="http://schemas.microsoft.com/office/word/2020/wordml/sdtdatahash" xmlns:w16sdtfl="http://schemas.microsoft.com/office/word/2024/wordml/sdtformatlock" xmlns:w16se="http://schemas.microsoft.com/office/word/2015/wordml/symex" xmlns:wpg="http://schemas.microsoft.com/office/word/2010/wordprocessingGroup" xmlns:wpi="http://schemas.microsoft.com/office/word/2010/wordprocessingInk" xmlns:wne="http://schemas.microsoft.com/office/word/2006/wordml" xmlns:wps="http://schemas.microsoft.com/office/word/2010/wordprocessingShape" mc:Ignorable="w14 w15 w16se w16cid w16 w16cex w16sdtdh w16sdtfl w16du wp14">
+  <w:p/>
+</w:hdr>
+</file>
+
+<file path=word/header3.xml><?xml version="1.0" encoding="utf-8"?>
+<w:hdr xmlns:wpc="http://schemas.microsoft.com/office/word/2010/wordprocessingCanvas" xmlns:cx="http://schemas.microsoft.com/office/drawing/2014/chartex" xmlns:cx1="http://schemas.microsoft.com/office/drawing/2015/9/8/chartex" xmlns:cx2="http://schemas.microsoft.com/office/drawing/2015/10/21/chartex" xmlns:cx3="http://schemas.microsoft.com/office/drawing/2016/5/9/chartex" xmlns:cx4="http://schemas.microsoft.com/office/drawing/2016/5/10/chartex" xmlns:cx5="http://schemas.microsoft.com/office/drawing/2016/5/11/chartex" xmlns:cx6="http://schemas.microsoft.com/office/drawing/2016/5/12/chartex" xmlns:cx7="http://schemas.microsoft.com/office/drawing/2016/5/13/chartex" xmlns:cx8="http://schemas.microsoft.com/office/drawing/2016/5/14/chartex" xmlns:mc="http://schemas.openxmlformats.org/markup-compatibility/2006" xmlns:aink="http://schemas.microsoft.com/office/drawing/2016/ink" xmlns:am3d="http://schemas.microsoft.com/office/drawing/2017/model3d" xmlns:o="urn:schemas-microsoft-com:office:office" xmlns:oel="http://schemas.microsoft.com/office/2019/extlst" xmlns:r="http://schemas.openxmlformats.org/officeDocument/2006/relationships" xmlns:m="http://schemas.openxmlformats.org/officeDocument/2006/math" xmlns:v="urn:schemas-microsoft-com:vml" xmlns:wp14="http://schemas.microsoft.com/office/word/2010/wordprocessingDrawing" xmlns:wp="http://schemas.openxmlformats.org/drawingml/2006/wordprocessingDrawing" xmlns:w10="urn:schemas-microsoft-com:office:word" xmlns:w="http://schemas.openxmlformats.org/wordprocessingml/2006/main" xmlns:w14="http://schemas.microsoft.com/office/word/2010/wordml" xmlns:w15="http://schemas.microsoft.com/office/word/2012/wordml" xmlns:w16cex="http://schemas.microsoft.com/office/word/2018/wordml/cex" xmlns:w16cid="http://schemas.microsoft.com/office/word/2016/wordml/cid" xmlns:w16="http://schemas.microsoft.com/office/word/2018/wordml" xmlns:w16du="http://schemas.microsoft.com/office/word/2023/wordml/word16du" xmlns:w16sdtdh="http://schemas.microsoft.com/office/word/2020/wordml/sdtdatahash" xmlns:w16sdtfl="http://schemas.microsoft.com/office/word/2024/wordml/sdtformatlock" xmlns:w16se="http://schemas.microsoft.com/office/word/2015/wordml/symex" xmlns:wpg="http://schemas.microsoft.com/office/word/2010/wordprocessingGroup" xmlns:wpi="http://schemas.microsoft.com/office/word/2010/wordprocessingInk" xmlns:wne="http://schemas.microsoft.com/office/word/2006/wordml" xmlns:wps="http://schemas.microsoft.com/office/word/2010/wordprocessingShape" mc:Ignorable="w14 w15 w16se w16cid w16 w16cex w16sdtdh w16sdtfl w16du wp14">
+  <w:p/>
+</w:hdr>
+</file>
+
 <file path=word/numbering.xml><?xml version="1.0" encoding="utf-8"?>
-<w:numbering xmlns:wpc="http://schemas.microsoft.com/office/word/2010/wordprocessingCanvas" xmlns:cx="http://schemas.microsoft.com/office/drawing/2014/chartex" xmlns:cx1="http://schemas.microsoft.com/office/drawing/2015/9/8/chartex" xmlns:mc="http://schemas.openxmlformats.org/markup-compatibility/2006" xmlns:o="urn:schemas-microsoft-com:office:office" xmlns:r="http://schemas.openxmlformats.org/officeDocument/2006/relationships" xmlns:m="http://schemas.openxmlformats.org/officeDocument/2006/math" xmlns:v="urn:schemas-microsoft-com:vml" xmlns:wp14="http://schemas.microsoft.com/office/word/2010/wordprocessingDrawing" xmlns:wp="http://schemas.openxmlformats.org/drawingml/2006/wordprocessingDrawing" xmlns:w10="urn:schemas-microsoft-com:office:word" xmlns:w="http://schemas.openxmlformats.org/wordprocessingml/2006/main" xmlns:w14="http://schemas.microsoft.com/office/word/2010/wordml" xmlns:w15="http://schemas.microsoft.com/office/word/2012/wordml" xmlns:w16se="http://schemas.microsoft.com/office/word/2015/wordml/symex" xmlns:wpg="http://schemas.microsoft.com/office/word/2010/wordprocessingGroup" xmlns:wpi="http://schemas.microsoft.com/office/word/2010/wordprocessingInk" xmlns:wne="http://schemas.microsoft.com/office/word/2006/wordml" xmlns:wps="http://schemas.microsoft.com/office/word/2010/wordprocessingShape" mc:Ignorable="w14 w15 w16se wp14">
+<w:numbering xmlns:wpc="http://schemas.microsoft.com/office/word/2010/wordprocessingCanvas" xmlns:cx="http://schemas.microsoft.com/office/drawing/2014/chartex" xmlns:cx1="http://schemas.microsoft.com/office/drawing/2015/9/8/chartex" xmlns:cx2="http://schemas.microsoft.com/office/drawing/2015/10/21/chartex" xmlns:cx3="http://schemas.microsoft.com/office/drawing/2016/5/9/chartex" xmlns:cx4="http://schemas.microsoft.com/office/drawing/2016/5/10/chartex" xmlns:cx5="http://schemas.microsoft.com/office/drawing/2016/5/11/chartex" xmlns:cx6="http://schemas.microsoft.com/office/drawing/2016/5/12/chartex" xmlns:cx7="http://schemas.microsoft.com/office/drawing/2016/5/13/chartex" xmlns:cx8="http://schemas.microsoft.com/office/drawing/2016/5/14/chartex" xmlns:mc="http://schemas.openxmlformats.org/markup-compatibility/2006" xmlns:aink="http://schemas.microsoft.com/office/drawing/2016/ink" xmlns:am3d="http://schemas.microsoft.com/office/drawing/2017/model3d" xmlns:o="urn:schemas-microsoft-com:office:office" xmlns:oel="http://schemas.microsoft.com/office/2019/extlst" xmlns:r="http://schemas.openxmlformats.org/officeDocument/2006/relationships" xmlns:m="http://schemas.openxmlformats.org/officeDocument/2006/math" xmlns:v="urn:schemas-microsoft-com:vml" xmlns:wp14="http://schemas.microsoft.com/office/word/2010/wordprocessingDrawing" xmlns:wp="http://schemas.openxmlformats.org/drawingml/2006/wordprocessingDrawing" xmlns:w10="urn:schemas-microsoft-com:office:word" xmlns:w="http://schemas.openxmlformats.org/wordprocessingml/2006/main" xmlns:w14="http://schemas.microsoft.com/office/word/2010/wordml" xmlns:w15="http://schemas.microsoft.com/office/word/2012/wordml" xmlns:w16cex="http://schemas.microsoft.com/office/word/2018/wordml/cex" xmlns:w16cid="http://schemas.microsoft.com/office/word/2016/wordml/cid" xmlns:w16="http://schemas.microsoft.com/office/word/2018/wordml" xmlns:w16du="http://schemas.microsoft.com/office/word/2023/wordml/word16du" xmlns:w16sdtdh="http://schemas.microsoft.com/office/word/2020/wordml/sdtdatahash" xmlns:w16sdtfl="http://schemas.microsoft.com/office/word/2024/wordml/sdtformatlock" xmlns:w16se="http://schemas.microsoft.com/office/word/2015/wordml/symex" xmlns:wpg="http://schemas.microsoft.com/office/word/2010/wordprocessingGroup" xmlns:wpi="http://schemas.microsoft.com/office/word/2010/wordprocessingInk" xmlns:wne="http://schemas.microsoft.com/office/word/2006/wordml" xmlns:wps="http://schemas.microsoft.com/office/word/2010/wordprocessingShape" mc:Ignorable="w14 w15 w16se w16cid w16 w16cex w16sdtdh w16sdtfl w16du wp14">
   <w:abstractNum w:abstractNumId="0" w15:restartNumberingAfterBreak="0">
     <w:nsid w:val="2EB414B8"/>
     <w:multiLevelType w:val="singleLevel"/>
@@ -1298,14 +1237,14 @@
       <w:lvlJc w:val="left"/>
     </w:lvl>
   </w:abstractNum>
-  <w:num w:numId="1">
+  <w:num w:numId="1" w16cid:durableId="1239171182">
     <w:abstractNumId w:val="0"/>
   </w:num>
 </w:numbering>
 </file>
 
 <file path=word/styles.xml><?xml version="1.0" encoding="utf-8"?>
-<w:styles xmlns:mc="http://schemas.openxmlformats.org/markup-compatibility/2006" xmlns:r="http://schemas.openxmlformats.org/officeDocument/2006/relationships" xmlns:w="http://schemas.openxmlformats.org/wordprocessingml/2006/main" xmlns:w14="http://schemas.microsoft.com/office/word/2010/wordml" xmlns:w15="http://schemas.microsoft.com/office/word/2012/wordml" xmlns:w16se="http://schemas.microsoft.com/office/word/2015/wordml/symex" mc:Ignorable="w14 w15 w16se">
+<w:styles xmlns:mc="http://schemas.openxmlformats.org/markup-compatibility/2006" xmlns:r="http://schemas.openxmlformats.org/officeDocument/2006/relationships" xmlns:w="http://schemas.openxmlformats.org/wordprocessingml/2006/main" xmlns:w14="http://schemas.microsoft.com/office/word/2010/wordml" xmlns:w15="http://schemas.microsoft.com/office/word/2012/wordml" xmlns:w16cex="http://schemas.microsoft.com/office/word/2018/wordml/cex" xmlns:w16cid="http://schemas.microsoft.com/office/word/2016/wordml/cid" xmlns:w16="http://schemas.microsoft.com/office/word/2018/wordml" xmlns:w16du="http://schemas.microsoft.com/office/word/2023/wordml/word16du" xmlns:w16sdtdh="http://schemas.microsoft.com/office/word/2020/wordml/sdtdatahash" xmlns:w16sdtfl="http://schemas.microsoft.com/office/word/2024/wordml/sdtformatlock" xmlns:w16se="http://schemas.microsoft.com/office/word/2015/wordml/symex" mc:Ignorable="w14 w15 w16se w16cid w16 w16cex w16sdtdh w16sdtfl w16du">
   <w:docDefaults>
     <w:rPrDefault>
       <w:rPr>
@@ -1315,7 +1254,7 @@
     </w:rPrDefault>
     <w:pPrDefault/>
   </w:docDefaults>
-  <w:latentStyles w:defLockedState="0" w:defUIPriority="99" w:defSemiHidden="0" w:defUnhideWhenUsed="0" w:defQFormat="0" w:count="371">
+  <w:latentStyles w:defLockedState="0" w:defUIPriority="99" w:defSemiHidden="0" w:defUnhideWhenUsed="0" w:defQFormat="0" w:count="376">
     <w:lsdException w:name="Normal" w:uiPriority="0" w:qFormat="1"/>
     <w:lsdException w:name="heading 1" w:uiPriority="9" w:qFormat="1"/>
     <w:lsdException w:name="heading 2" w:semiHidden="1" w:uiPriority="9" w:unhideWhenUsed="1" w:qFormat="1"/>
@@ -1684,6 +1623,11 @@
     <w:lsdException w:name="List Table 5 Dark Accent 6" w:uiPriority="50"/>
     <w:lsdException w:name="List Table 6 Colorful Accent 6" w:uiPriority="51"/>
     <w:lsdException w:name="List Table 7 Colorful Accent 6" w:uiPriority="52"/>
+    <w:lsdException w:name="Mention" w:semiHidden="1" w:unhideWhenUsed="1"/>
+    <w:lsdException w:name="Smart Hyperlink" w:semiHidden="1" w:unhideWhenUsed="1"/>
+    <w:lsdException w:name="Hashtag" w:semiHidden="1" w:unhideWhenUsed="1"/>
+    <w:lsdException w:name="Unresolved Mention" w:semiHidden="1" w:unhideWhenUsed="1"/>
+    <w:lsdException w:name="Smart Link" w:semiHidden="1" w:unhideWhenUsed="1"/>
   </w:latentStyles>
   <w:style w:type="paragraph" w:default="1" w:styleId="Normal">
     <w:name w:val="Normal"/>
